--- a/word_reports/위치_727_Various Artists_Pop Song 반세기 Vol. 3.docx
+++ b/word_reports/위치_727_Various Artists_Pop Song 반세기 Vol. 3.docx
@@ -4,7 +4,7 @@
   <w:body>
     <w:p>
       <w:pPr>
-        <w:spacing w:after="280"/>
+        <w:spacing w:after="80"/>
       </w:pPr>
       <w:r>
         <w:rPr w:rFonts="맑은 고딕">
@@ -13,94 +13,47 @@
           <w:color w:val="1E3A8A"/>
           <w:sz w:val="30"/>
         </w:rPr>
-        <w:t>[727] Various Artists - Pop Song 반세기 Vol. 3</w:t>
+        <w:t>Various Artists - Pop Song 반세기 Vol. 2</w:t>
       </w:r>
     </w:p>
     <w:p>
       <w:pPr>
-        <w:spacing w:after="320"/>
+        <w:spacing w:after="240"/>
       </w:pPr>
       <w:r>
         <w:rPr w:rFonts="맑은 고딕">
           <w:rFonts w:ascii="맑은 고딕" w:hAnsi="맑은 고딕" w:eastAsia="맑은 고딕"/>
           <w:b/>
-          <w:sz w:val="20"/>
+          <w:color w:val="4B5563"/>
+          <w:sz w:val="22"/>
         </w:rPr>
-        <w:t>■ 위치 : 727</w:t>
-        <w:br/>
-      </w:r>
-      <w:r>
-        <w:rPr w:rFonts="맑은 고딕">
-          <w:rFonts w:ascii="맑은 고딕" w:hAnsi="맑은 고딕" w:eastAsia="맑은 고딕"/>
-          <w:b/>
-          <w:sz w:val="20"/>
-        </w:rPr>
-        <w:t>■ 아티스트 : Various Artists</w:t>
-        <w:br/>
-      </w:r>
-      <w:r>
-        <w:rPr w:rFonts="맑은 고딕">
-          <w:rFonts w:ascii="맑은 고딕" w:hAnsi="맑은 고딕" w:eastAsia="맑은 고딕"/>
-          <w:b/>
-          <w:sz w:val="20"/>
-        </w:rPr>
-        <w:t>■ 앨범명 : Pop Song 반세기 Vol. 3</w:t>
-        <w:br/>
-      </w:r>
-      <w:r>
-        <w:rPr w:rFonts="맑은 고딕">
-          <w:rFonts w:ascii="맑은 고딕" w:hAnsi="맑은 고딕" w:eastAsia="맑은 고딕"/>
-          <w:b w:val="0"/>
-          <w:sz w:val="20"/>
-        </w:rPr>
-        <w:t>■ 음반 레이블 : 오아시스 레코드 (Oasis Records)</w:t>
-        <w:br/>
-      </w:r>
-      <w:r>
-        <w:rPr w:rFonts="맑은 고딕">
-          <w:rFonts w:ascii="맑은 고딕" w:hAnsi="맑은 고딕" w:eastAsia="맑은 고딕"/>
-          <w:b w:val="0"/>
-          <w:sz w:val="20"/>
-        </w:rPr>
-        <w:t>■ 발매년도 : 1978</w:t>
-        <w:br/>
-      </w:r>
-      <w:r>
-        <w:rPr w:rFonts="맑은 고딕">
-          <w:rFonts w:ascii="맑은 고딕" w:hAnsi="맑은 고딕" w:eastAsia="맑은 고딕"/>
-          <w:b w:val="0"/>
-          <w:sz w:val="20"/>
-        </w:rPr>
-        <w:t>■ 장르 : 올디스 팝 (Oldies Pop) / 스탠더드 팝 (Standard Pop)</w:t>
-        <w:br/>
-      </w:r>
-      <w:r>
-        <w:rPr w:rFonts="맑은 고딕">
-          <w:rFonts w:ascii="맑은 고딕" w:hAnsi="맑은 고딕" w:eastAsia="맑은 고딕"/>
-          <w:b w:val="0"/>
-          <w:sz w:val="20"/>
-        </w:rPr>
-        <w:t>■ 주요 수록곡 : 1. Moon River - Andy Williams</w:t>
-        <w:br/>
+        <w:t>위치 :  727</w:t>
       </w:r>
     </w:p>
     <w:p>
       <w:pPr>
-        <w:spacing w:after="160"/>
+        <w:spacing w:line="324" w:lineRule="auto" w:before="80" w:after="160"/>
       </w:pPr>
       <w:r>
         <w:rPr w:rFonts="맑은 고딕">
           <w:rFonts w:ascii="맑은 고딕" w:hAnsi="맑은 고딕" w:eastAsia="맑은 고딕"/>
           <w:b/>
           <w:color w:val="1F2937"/>
-          <w:sz w:val="24"/>
+          <w:sz w:val="22"/>
         </w:rPr>
-        <w:t>■ 음반 해설 및 감상 가이드</w:t>
+        <w:t xml:space="preserve">[음반 소개] </w:t>
+      </w:r>
+      <w:r>
+        <w:rPr w:rFonts="맑은 고딕">
+          <w:rFonts w:ascii="맑은 고딕" w:hAnsi="맑은 고딕" w:eastAsia="맑은 고딕"/>
+          <w:b w:val="0"/>
+          <w:sz w:val="21"/>
+        </w:rPr>
       </w:r>
     </w:p>
     <w:p>
       <w:pPr>
-        <w:spacing w:line="312" w:lineRule="auto" w:after="120"/>
+        <w:spacing w:line="324" w:lineRule="auto" w:after="120"/>
       </w:pPr>
       <w:r>
         <w:rPr w:rFonts="맑은 고딕">
@@ -108,51 +61,516 @@
           <w:b w:val="0"/>
           <w:sz w:val="21"/>
         </w:rPr>
-        <w:t>20세기 중반, 세계 음악사를 수놓았던 불멸의 명곡들을 정갈하게 집대성한 &lt;Pop Song 반세기 Vol. 3&gt;는 국내 팝 음악 수용사에서 매우 중요한 위치를 차지하는 컴필레이션 음반입니다. 1970년대 후반 라이선스 음반 시장의 개척과 맞물려 기획된 이 시리즈는 당대 한국 애호가들에게 서구 팝 음악의 고전적 정수를 소개하는 창구 역할을 하였습니다. 특히 세 번째 볼륨은 팝 음악의 황금기를 장식했던 거장들의 대표작을 엄선하여 시대의 로망과 낭만을 완벽하게 담아내었습니다.</w:t>
+        <w:t>반세기에 걸쳐 인류의 가슴을 울리고 지나간 불멸의 멜로디들을 한 장의 바이닐에 정갈하게 담아낸 기념비적인 명편입니다. 시대를 초월하여 사랑받아 온 스탠더드 팝의 황금기를 아우르며, 격동의 20세기를 살아간 이들의 환희와 비탄, 그리고 아련한 사랑의 고백을 유려한 선율로 되살려냅니다. 당대 최고의 명반들 속에서도 가장 순수하고 서정적인 트랙들을 엄선하여, 마치 빛바랜 흑백 사진첩을 넘기듯 은은하고도 깊은 음악적 향수를 선사합니다. 정통 팝 음악이 지닌 문학적 품격과 아날로그 사운드의 미학이 완벽한 조화를 이루며, 듣는 이의 영혼을 따스하게 어루만져 주는 귀중한 유산입니다.</w:t>
       </w:r>
     </w:p>
     <w:p>
       <w:pPr>
-        <w:spacing w:line="312" w:lineRule="auto" w:after="120"/>
+        <w:spacing w:line="324" w:lineRule="auto" w:before="200" w:after="80"/>
       </w:pPr>
+      <w:r>
+        <w:rPr w:rFonts="맑은 고딕">
+          <w:rFonts w:ascii="맑은 고딕" w:hAnsi="맑은 고딕" w:eastAsia="맑은 고딕"/>
+          <w:b/>
+          <w:color w:val="1E3A8A"/>
+          <w:sz w:val="24"/>
+        </w:rPr>
+        <w:t>1. 음반 데이터</w:t>
+      </w:r>
+    </w:p>
+    <w:p>
+      <w:pPr>
+        <w:spacing w:line="324" w:lineRule="auto" w:after="80"/>
+      </w:pPr>
+      <w:r>
+        <w:rPr w:rFonts="맑은 고딕">
+          <w:rFonts w:ascii="맑은 고딕" w:hAnsi="맑은 고딕" w:eastAsia="맑은 고딕"/>
+          <w:b w:val="0"/>
+          <w:color w:val="6B7280"/>
+          <w:sz w:val="21"/>
+        </w:rPr>
+        <w:t xml:space="preserve">· </w:t>
+      </w:r>
+      <w:r>
+        <w:rPr w:rFonts="맑은 고딕">
+          <w:rFonts w:ascii="맑은 고딕" w:hAnsi="맑은 고딕" w:eastAsia="맑은 고딕"/>
+          <w:b/>
+          <w:color w:val="1F2937"/>
+          <w:sz w:val="21"/>
+        </w:rPr>
+        <w:t xml:space="preserve">앨범명: </w:t>
+      </w:r>
       <w:r>
         <w:rPr w:rFonts="맑은 고딕">
           <w:rFonts w:ascii="맑은 고딕" w:hAnsi="맑은 고딕" w:eastAsia="맑은 고딕"/>
           <w:b w:val="0"/>
           <w:sz w:val="21"/>
         </w:rPr>
-        <w:t>본 음반에 수록된 음악들은 세련된 오케스트라 편곡과 절제되면서도 풍부한 성량이 조화를 이루는 스탠더드 보컬 팝의 진수를 보여줍니다. 앤디 윌리엄스(Andy Williams)의 감미로운 미성과 패티 페이지(Patti Page)의 애틋한 음색, 그리고 냇 킹 콜(Nat King Cole)의 벨벳처럼 부드러운 바리톤은 20세기 중반 올디스 팝이 지녔던 기품과 우아함을 고스란히 전해줍니다. 어쿠스틱 악기들의 따뜻한 앙상블과 입체적인 보컬 라인은 오늘날의 디지털 음악에서는 느끼기 힘든 깊은 감동을 선사합니다.</w:t>
+        <w:t>Pop Song 반세기 Vol. 2</w:t>
       </w:r>
     </w:p>
     <w:p>
       <w:pPr>
-        <w:spacing w:line="312" w:lineRule="auto" w:after="120"/>
+        <w:spacing w:line="324" w:lineRule="auto" w:after="80"/>
       </w:pPr>
+      <w:r>
+        <w:rPr w:rFonts="맑은 고딕">
+          <w:rFonts w:ascii="맑은 고딕" w:hAnsi="맑은 고딕" w:eastAsia="맑은 고딕"/>
+          <w:b w:val="0"/>
+          <w:color w:val="6B7280"/>
+          <w:sz w:val="21"/>
+        </w:rPr>
+        <w:t xml:space="preserve">· </w:t>
+      </w:r>
+      <w:r>
+        <w:rPr w:rFonts="맑은 고딕">
+          <w:rFonts w:ascii="맑은 고딕" w:hAnsi="맑은 고딕" w:eastAsia="맑은 고딕"/>
+          <w:b/>
+          <w:color w:val="1F2937"/>
+          <w:sz w:val="21"/>
+        </w:rPr>
+        <w:t xml:space="preserve">아티스트: </w:t>
+      </w:r>
       <w:r>
         <w:rPr w:rFonts="맑은 고딕">
           <w:rFonts w:ascii="맑은 고딕" w:hAnsi="맑은 고딕" w:eastAsia="맑은 고딕"/>
           <w:b w:val="0"/>
           <w:sz w:val="21"/>
         </w:rPr>
-        <w:t>음악적 감상 포인트는 단연 LP 매체만이 전달할 수 있는 아날로그적 온기와 질감에 있습니다. 앤디 윌리엄스의 "Moon River"에서 흐르는 서정적인 현악 서세와 패티 페이지의 "Tennessee Waltz"가 선사하는 특유의 노스탤지어는 엘피 회전판을 타고 흐르는 따스한 질감과 만나 극적인 감흥을 일으킵니다. 엘비스 프레스리의 "Can't Help Falling in Love"에 이르면 시대와 세대를 초월한 낭만주의 팝의 절정을 경험할 수 있습니다.</w:t>
+        <w:t>Various Artists</w:t>
       </w:r>
     </w:p>
     <w:p>
       <w:pPr>
-        <w:spacing w:line="312" w:lineRule="auto" w:after="120"/>
+        <w:spacing w:line="324" w:lineRule="auto" w:after="80"/>
       </w:pPr>
+      <w:r>
+        <w:rPr w:rFonts="맑은 고딕">
+          <w:rFonts w:ascii="맑은 고딕" w:hAnsi="맑은 고딕" w:eastAsia="맑은 고딕"/>
+          <w:b w:val="0"/>
+          <w:color w:val="6B7280"/>
+          <w:sz w:val="21"/>
+        </w:rPr>
+        <w:t xml:space="preserve">· </w:t>
+      </w:r>
+      <w:r>
+        <w:rPr w:rFonts="맑은 고딕">
+          <w:rFonts w:ascii="맑은 고딕" w:hAnsi="맑은 고딕" w:eastAsia="맑은 고딕"/>
+          <w:b/>
+          <w:color w:val="1F2937"/>
+          <w:sz w:val="21"/>
+        </w:rPr>
+        <w:t xml:space="preserve">발매 정보: </w:t>
+      </w:r>
       <w:r>
         <w:rPr w:rFonts="맑은 고딕">
           <w:rFonts w:ascii="맑은 고딕" w:hAnsi="맑은 고딕" w:eastAsia="맑은 고딕"/>
           <w:b w:val="0"/>
           <w:sz w:val="21"/>
         </w:rPr>
-        <w:t>&lt;Pop Song 반세기 Vol. 3&gt;는 단순한 인기곡 모음집을 넘어, 지나온 한 시대의 문화적 유산이자 감성의 정수가 담긴 명반입니다. 바쁜 현대 사회 속에서 잠시 멈추어 서서 고즈넉하게 턴테이블 바늘을 올릴 때, 이 앨범이 품고 있는 명곡들은 리스너의 공간을 고전 영화의 한 장면처럼 우아하고 서정적인 빛깔로 채워줄 것입니다.</w:t>
+        <w:t>20세기 중반 글로벌 팝 음악의 황금기를 수놓았던 역사적 마스터피스들을 집대성하여 국내외 애호가들을 위해 기획·발매된 정통 컴필레이션 LP입니다.</w:t>
+      </w:r>
+    </w:p>
+    <w:p>
+      <w:pPr>
+        <w:spacing w:line="324" w:lineRule="auto" w:after="80"/>
+      </w:pPr>
+      <w:r>
+        <w:rPr w:rFonts="맑은 고딕">
+          <w:rFonts w:ascii="맑은 고딕" w:hAnsi="맑은 고딕" w:eastAsia="맑은 고딕"/>
+          <w:b w:val="0"/>
+          <w:color w:val="6B7280"/>
+          <w:sz w:val="21"/>
+        </w:rPr>
+        <w:t xml:space="preserve">· </w:t>
+      </w:r>
+      <w:r>
+        <w:rPr w:rFonts="맑은 고딕">
+          <w:rFonts w:ascii="맑은 고딕" w:hAnsi="맑은 고딕" w:eastAsia="맑은 고딕"/>
+          <w:b/>
+          <w:color w:val="1F2937"/>
+          <w:sz w:val="21"/>
+        </w:rPr>
+        <w:t xml:space="preserve">LP 인기도(판매량): </w:t>
+      </w:r>
+      <w:r>
+        <w:rPr w:rFonts="맑은 고딕">
+          <w:rFonts w:ascii="맑은 고딕" w:hAnsi="맑은 고딕" w:eastAsia="맑은 고딕"/>
+          <w:b w:val="0"/>
+          <w:sz w:val="21"/>
+        </w:rPr>
+        <w:t>발매 당시 음악다방과 라디오 리퀘스트 프로그램을 중심으로 폭발적인 반향을 일으켰으며, 시대를 풍미한 올드 팝 명곡들이 망라되어 스테디셀러로서 꾸준한 판매고와 두터운 지지를 기록했습니다.</w:t>
+      </w:r>
+    </w:p>
+    <w:p>
+      <w:pPr>
+        <w:spacing w:line="324" w:lineRule="auto" w:after="80"/>
+      </w:pPr>
+      <w:r>
+        <w:rPr w:rFonts="맑은 고딕">
+          <w:rFonts w:ascii="맑은 고딕" w:hAnsi="맑은 고딕" w:eastAsia="맑은 고딕"/>
+          <w:b w:val="0"/>
+          <w:color w:val="6B7280"/>
+          <w:sz w:val="21"/>
+        </w:rPr>
+        <w:t xml:space="preserve">· </w:t>
+      </w:r>
+      <w:r>
+        <w:rPr w:rFonts="맑은 고딕">
+          <w:rFonts w:ascii="맑은 고딕" w:hAnsi="맑은 고딕" w:eastAsia="맑은 고딕"/>
+          <w:b/>
+          <w:color w:val="1F2937"/>
+          <w:sz w:val="21"/>
+        </w:rPr>
+        <w:t xml:space="preserve">각종 수상경력: </w:t>
+      </w:r>
+      <w:r>
+        <w:rPr w:rFonts="맑은 고딕">
+          <w:rFonts w:ascii="맑은 고딕" w:hAnsi="맑은 고딕" w:eastAsia="맑은 고딕"/>
+          <w:b w:val="0"/>
+          <w:sz w:val="21"/>
+        </w:rPr>
+        <w:t>앨범에 수록된 개별 마스터 트랙들은 그래미 어워드, 빌보드 핫 100 차트 상위권 석권 및 로큰롤 명예의 전당 헌액 등 대중음악사에서 가장 찬란한 권위를 공인받은 클래식 넘버들로 구성되어 있습니다.</w:t>
+      </w:r>
+    </w:p>
+    <w:p>
+      <w:pPr>
+        <w:spacing w:line="324" w:lineRule="auto" w:before="200" w:after="80"/>
+      </w:pPr>
+      <w:r>
+        <w:rPr w:rFonts="맑은 고딕">
+          <w:rFonts w:ascii="맑은 고딕" w:hAnsi="맑은 고딕" w:eastAsia="맑은 고딕"/>
+          <w:b/>
+          <w:color w:val="1E3A8A"/>
+          <w:sz w:val="24"/>
+        </w:rPr>
+        <w:t>2. 아티스트 정보</w:t>
+      </w:r>
+    </w:p>
+    <w:p>
+      <w:pPr>
+        <w:spacing w:line="324" w:lineRule="auto" w:after="80"/>
+      </w:pPr>
+      <w:r>
+        <w:rPr w:rFonts="맑은 고딕">
+          <w:rFonts w:ascii="맑은 고딕" w:hAnsi="맑은 고딕" w:eastAsia="맑은 고딕"/>
+          <w:b w:val="0"/>
+          <w:color w:val="6B7280"/>
+          <w:sz w:val="21"/>
+        </w:rPr>
+        <w:t xml:space="preserve">· </w:t>
+      </w:r>
+      <w:r>
+        <w:rPr w:rFonts="맑은 고딕">
+          <w:rFonts w:ascii="맑은 고딕" w:hAnsi="맑은 고딕" w:eastAsia="맑은 고딕"/>
+          <w:b/>
+          <w:color w:val="1F2937"/>
+          <w:sz w:val="21"/>
+        </w:rPr>
+        <w:t xml:space="preserve">국적: </w:t>
+      </w:r>
+      <w:r>
+        <w:rPr w:rFonts="맑은 고딕">
+          <w:rFonts w:ascii="맑은 고딕" w:hAnsi="맑은 고딕" w:eastAsia="맑은 고딕"/>
+          <w:b w:val="0"/>
+          <w:sz w:val="21"/>
+        </w:rPr>
+        <w:t>미국 및 영국 등 다국적 (Various Artists)</w:t>
+      </w:r>
+    </w:p>
+    <w:p>
+      <w:pPr>
+        <w:spacing w:line="324" w:lineRule="auto" w:after="80"/>
+      </w:pPr>
+      <w:r>
+        <w:rPr w:rFonts="맑은 고딕">
+          <w:rFonts w:ascii="맑은 고딕" w:hAnsi="맑은 고딕" w:eastAsia="맑은 고딕"/>
+          <w:b w:val="0"/>
+          <w:color w:val="6B7280"/>
+          <w:sz w:val="21"/>
+        </w:rPr>
+        <w:t xml:space="preserve">· </w:t>
+      </w:r>
+      <w:r>
+        <w:rPr w:rFonts="맑은 고딕">
+          <w:rFonts w:ascii="맑은 고딕" w:hAnsi="맑은 고딕" w:eastAsia="맑은 고딕"/>
+          <w:b/>
+          <w:color w:val="1F2937"/>
+          <w:sz w:val="21"/>
+        </w:rPr>
+        <w:t xml:space="preserve">생몰년도: </w:t>
+      </w:r>
+      <w:r>
+        <w:rPr w:rFonts="맑은 고딕">
+          <w:rFonts w:ascii="맑은 고딕" w:hAnsi="맑은 고딕" w:eastAsia="맑은 고딕"/>
+          <w:b w:val="0"/>
+          <w:sz w:val="21"/>
+        </w:rPr>
+        <w:t>1950년대~1970년대 전성기를 누린 거장 뮤지션 연합</w:t>
+      </w:r>
+    </w:p>
+    <w:p>
+      <w:pPr>
+        <w:spacing w:line="324" w:lineRule="auto" w:after="80"/>
+      </w:pPr>
+      <w:r>
+        <w:rPr w:rFonts="맑은 고딕">
+          <w:rFonts w:ascii="맑은 고딕" w:hAnsi="맑은 고딕" w:eastAsia="맑은 고딕"/>
+          <w:b w:val="0"/>
+          <w:color w:val="6B7280"/>
+          <w:sz w:val="21"/>
+        </w:rPr>
+        <w:t xml:space="preserve">· </w:t>
+      </w:r>
+      <w:r>
+        <w:rPr w:rFonts="맑은 고딕">
+          <w:rFonts w:ascii="맑은 고딕" w:hAnsi="맑은 고딕" w:eastAsia="맑은 고딕"/>
+          <w:b/>
+          <w:color w:val="1F2937"/>
+          <w:sz w:val="21"/>
+        </w:rPr>
+        <w:t xml:space="preserve">그룹 소속: </w:t>
+      </w:r>
+      <w:r>
+        <w:rPr w:rFonts="맑은 고딕">
+          <w:rFonts w:ascii="맑은 고딕" w:hAnsi="맑은 고딕" w:eastAsia="맑은 고딕"/>
+          <w:b w:val="0"/>
+          <w:sz w:val="21"/>
+        </w:rPr>
+        <w:t>옴니버스 컴필레이션 (솔로 및 보컬 그룹 연합)</w:t>
+      </w:r>
+    </w:p>
+    <w:p>
+      <w:pPr>
+        <w:spacing w:line="324" w:lineRule="auto" w:after="80"/>
+      </w:pPr>
+      <w:r>
+        <w:rPr w:rFonts="맑은 고딕">
+          <w:rFonts w:ascii="맑은 고딕" w:hAnsi="맑은 고딕" w:eastAsia="맑은 고딕"/>
+          <w:b w:val="0"/>
+          <w:color w:val="6B7280"/>
+          <w:sz w:val="21"/>
+        </w:rPr>
+        <w:t xml:space="preserve">· </w:t>
+      </w:r>
+      <w:r>
+        <w:rPr w:rFonts="맑은 고딕">
+          <w:rFonts w:ascii="맑은 고딕" w:hAnsi="맑은 고딕" w:eastAsia="맑은 고딕"/>
+          <w:b/>
+          <w:color w:val="1F2937"/>
+          <w:sz w:val="21"/>
+        </w:rPr>
+        <w:t xml:space="preserve">아티스트 소개: </w:t>
+      </w:r>
+      <w:r>
+        <w:rPr w:rFonts="맑은 고딕">
+          <w:rFonts w:ascii="맑은 고딕" w:hAnsi="맑은 고딕" w:eastAsia="맑은 고딕"/>
+          <w:b w:val="0"/>
+          <w:sz w:val="21"/>
+        </w:rPr>
+        <w:t>팝 음악의 근간을 이룩한 전설적인 보컬리스트들과 명 오케스트라 편곡자들이 한데 어우러져 독보적인 예술적 성취를 보여줍니다. 각 아티스트는 감미로운 크루닝 창법부터 낭만적인 오케스트럴 팝, 감성적인 포크에 이르기까지 팝 역사에 굵직한 족적을 남긴 거장들입니다. 이들의 개성 넘치는 음색과 유려한 화음은 오늘날 현대 대중음악의 영원한 영감의 원천으로 칭송받고 있습니다.</w:t>
+      </w:r>
+    </w:p>
+    <w:p>
+      <w:pPr>
+        <w:spacing w:line="324" w:lineRule="auto" w:before="200" w:after="80"/>
+      </w:pPr>
+      <w:r>
+        <w:rPr w:rFonts="맑은 고딕">
+          <w:rFonts w:ascii="맑은 고딕" w:hAnsi="맑은 고딕" w:eastAsia="맑은 고딕"/>
+          <w:b/>
+          <w:color w:val="1E3A8A"/>
+          <w:sz w:val="24"/>
+        </w:rPr>
+        <w:t>3. 음반 상세 분석</w:t>
+      </w:r>
+    </w:p>
+    <w:p>
+      <w:pPr>
+        <w:spacing w:line="324" w:lineRule="auto" w:after="80"/>
+      </w:pPr>
+      <w:r>
+        <w:rPr w:rFonts="맑은 고딕">
+          <w:rFonts w:ascii="맑은 고딕" w:hAnsi="맑은 고딕" w:eastAsia="맑은 고딕"/>
+          <w:b w:val="0"/>
+          <w:color w:val="6B7280"/>
+          <w:sz w:val="21"/>
+        </w:rPr>
+        <w:t xml:space="preserve">· </w:t>
+      </w:r>
+      <w:r>
+        <w:rPr w:rFonts="맑은 고딕">
+          <w:rFonts w:ascii="맑은 고딕" w:hAnsi="맑은 고딕" w:eastAsia="맑은 고딕"/>
+          <w:b/>
+          <w:color w:val="1F2937"/>
+          <w:sz w:val="21"/>
+        </w:rPr>
+        <w:t xml:space="preserve">역사적 위치: </w:t>
+      </w:r>
+      <w:r>
+        <w:rPr w:rFonts="맑은 고딕">
+          <w:rFonts w:ascii="맑은 고딕" w:hAnsi="맑은 고딕" w:eastAsia="맑은 고딕"/>
+          <w:b w:val="0"/>
+          <w:sz w:val="21"/>
+        </w:rPr>
+        <w:t>단순한 히트곡의 나열을 넘어 20세기 팝 음악의 진화 과정을 조망할 수 있는 사료적 가치를 지닌 음반입니다. 서정적인 멜로디 라인과 장중한 오케스트레이션이 융합된 스탠더드 팝의 정수를 체계적으로 집대성함으로써 팝 역사 연구와 감상 양면에서 매우 중요한 위치를 점유하고 있습니다.</w:t>
+      </w:r>
+    </w:p>
+    <w:p>
+      <w:pPr>
+        <w:spacing w:line="324" w:lineRule="auto" w:after="80"/>
+      </w:pPr>
+      <w:r>
+        <w:rPr w:rFonts="맑은 고딕">
+          <w:rFonts w:ascii="맑은 고딕" w:hAnsi="맑은 고딕" w:eastAsia="맑은 고딕"/>
+          <w:b w:val="0"/>
+          <w:color w:val="6B7280"/>
+          <w:sz w:val="21"/>
+        </w:rPr>
+        <w:t xml:space="preserve">· </w:t>
+      </w:r>
+      <w:r>
+        <w:rPr w:rFonts="맑은 고딕">
+          <w:rFonts w:ascii="맑은 고딕" w:hAnsi="맑은 고딕" w:eastAsia="맑은 고딕"/>
+          <w:b/>
+          <w:color w:val="1F2937"/>
+          <w:sz w:val="21"/>
+        </w:rPr>
+        <w:t xml:space="preserve">시대의 흔적(스토리텔링): </w:t>
+      </w:r>
+      <w:r>
+        <w:rPr w:rFonts="맑은 고딕">
+          <w:rFonts w:ascii="맑은 고딕" w:hAnsi="맑은 고딕" w:eastAsia="맑은 고딕"/>
+          <w:b w:val="0"/>
+          <w:sz w:val="21"/>
+        </w:rPr>
+        <w:t>전쟁과 재건, 그리고 번영과 낭만이 교차하던 격동의 세월 속에서 청춘들의 고단한 일상을 달래주던 시대의 촛불 같은 기록입니다. 어스름한 저녁 음악다방의 턴테이블 위에서, 혹은 밤하늘을 수놓던 심야 라디오의 주파수를 타고 흘러나오며 세대를 잇는 정서적 유대감과 낭만적 감성을 꽃피웠던 시대의 숨결이 오롯이 새겨져 있습니다.</w:t>
+      </w:r>
+    </w:p>
+    <w:p>
+      <w:pPr>
+        <w:spacing w:line="324" w:lineRule="auto" w:before="200" w:after="80"/>
+      </w:pPr>
+      <w:r>
+        <w:rPr w:rFonts="맑은 고딕">
+          <w:rFonts w:ascii="맑은 고딕" w:hAnsi="맑은 고딕" w:eastAsia="맑은 고딕"/>
+          <w:b/>
+          <w:color w:val="1E3A8A"/>
+          <w:sz w:val="24"/>
+        </w:rPr>
+        <w:t>4. 주요 수록곡 및 감상 제언</w:t>
+      </w:r>
+    </w:p>
+    <w:p>
+      <w:pPr>
+        <w:spacing w:line="324" w:lineRule="auto" w:after="80"/>
+      </w:pPr>
+      <w:r>
+        <w:rPr w:rFonts="맑은 고딕">
+          <w:rFonts w:ascii="맑은 고딕" w:hAnsi="맑은 고딕" w:eastAsia="맑은 고딕"/>
+          <w:b w:val="0"/>
+          <w:color w:val="6B7280"/>
+          <w:sz w:val="21"/>
+        </w:rPr>
+        <w:t xml:space="preserve">· </w:t>
+      </w:r>
+      <w:r>
+        <w:rPr w:rFonts="맑은 고딕">
+          <w:rFonts w:ascii="맑은 고딕" w:hAnsi="맑은 고딕" w:eastAsia="맑은 고딕"/>
+          <w:b/>
+          <w:color w:val="1F2937"/>
+          <w:sz w:val="21"/>
+        </w:rPr>
+        <w:t xml:space="preserve">주요 수록곡 특징: </w:t>
+      </w:r>
+      <w:r>
+        <w:rPr w:rFonts="맑은 고딕">
+          <w:rFonts w:ascii="맑은 고딕" w:hAnsi="맑은 고딕" w:eastAsia="맑은 고딕"/>
+          <w:b w:val="0"/>
+          <w:sz w:val="21"/>
+        </w:rPr>
+        <w:t>감미로운 벨벳 보이스로 고독을 노래하는 전통 스탠더드 발라드부터 서정적인 현악 선율이 일품인 팝 클래식 트랙들이 수려하게 펼쳐집니다. 절제된 감정 속에서 배어 나오는 우아한 낭만과 세련된 멜로디 라인은 듣는 이의 마음 깊은 곳에 은은한 여운을 남깁니다.</w:t>
+      </w:r>
+    </w:p>
+    <w:p>
+      <w:pPr>
+        <w:spacing w:line="324" w:lineRule="auto" w:after="80"/>
+      </w:pPr>
+      <w:r>
+        <w:rPr w:rFonts="맑은 고딕">
+          <w:rFonts w:ascii="맑은 고딕" w:hAnsi="맑은 고딕" w:eastAsia="맑은 고딕"/>
+          <w:b w:val="0"/>
+          <w:color w:val="6B7280"/>
+          <w:sz w:val="21"/>
+        </w:rPr>
+        <w:t xml:space="preserve">· </w:t>
+      </w:r>
+      <w:r>
+        <w:rPr w:rFonts="맑은 고딕">
+          <w:rFonts w:ascii="맑은 고딕" w:hAnsi="맑은 고딕" w:eastAsia="맑은 고딕"/>
+          <w:b/>
+          <w:color w:val="1F2937"/>
+          <w:sz w:val="21"/>
+        </w:rPr>
+        <w:t xml:space="preserve">빈티지 감상 제언: </w:t>
+      </w:r>
+      <w:r>
+        <w:rPr w:rFonts="맑은 고딕">
+          <w:rFonts w:ascii="맑은 고딕" w:hAnsi="맑은 고딕" w:eastAsia="맑은 고딕"/>
+          <w:b w:val="0"/>
+          <w:sz w:val="21"/>
+        </w:rPr>
+        <w:t>진공관 앰프의 예열된 온기와 중역대가 풍성한 스피커를 매칭하여 감상할 때 바이닐 특유의 매력이 극대화됩니다. 턴테이블 바늘이 소릿골을 스치며 자아내는 미세한 질감과 오케스트라의 온기 어린 공명은 디지털 음원에서는 결코 느낄 수 없는 깊은 공간감과 밀도 높은 서정미를 고스란히 전달합니다.</w:t>
+      </w:r>
+    </w:p>
+    <w:p>
+      <w:pPr>
+        <w:spacing w:line="324" w:lineRule="auto" w:after="80"/>
+      </w:pPr>
+      <w:r>
+        <w:rPr w:rFonts="맑은 고딕">
+          <w:rFonts w:ascii="맑은 고딕" w:hAnsi="맑은 고딕" w:eastAsia="맑은 고딕"/>
+          <w:b w:val="0"/>
+          <w:color w:val="6B7280"/>
+          <w:sz w:val="21"/>
+        </w:rPr>
+        <w:t xml:space="preserve">· </w:t>
+      </w:r>
+      <w:r>
+        <w:rPr w:rFonts="맑은 고딕">
+          <w:rFonts w:ascii="맑은 고딕" w:hAnsi="맑은 고딕" w:eastAsia="맑은 고딕"/>
+          <w:b/>
+          <w:color w:val="1F2937"/>
+          <w:sz w:val="21"/>
+        </w:rPr>
+        <w:t xml:space="preserve">소장 가치: </w:t>
+      </w:r>
+      <w:r>
+        <w:rPr w:rFonts="맑은 고딕">
+          <w:rFonts w:ascii="맑은 고딕" w:hAnsi="맑은 고딕" w:eastAsia="맑은 고딕"/>
+          <w:b w:val="0"/>
+          <w:sz w:val="21"/>
+        </w:rPr>
+        <w:t>시대를 풍미한 세기의 명곡들을 오리지널 아날로그 사운드로 감상할 수 있는 결정판이라는 점에서 소장 가치가 탁월합니다. LP 시대의 미학과 음악적 순수성을 고스란히 간직하고 있어, 진정한 빈티지 팝 컬렉터라면 결코 지나칠 수 없는 필청의 컬렉션입니다.</w:t>
+      </w:r>
+    </w:p>
+    <w:p>
+      <w:pPr>
+        <w:spacing w:line="324" w:lineRule="auto" w:after="120" w:before="160"/>
+      </w:pPr>
+      <w:r>
+        <w:rPr w:rFonts="맑은 고딕">
+          <w:rFonts w:ascii="맑은 고딕" w:hAnsi="맑은 고딕" w:eastAsia="맑은 고딕"/>
+          <w:b/>
+          <w:color w:val="4338CA"/>
+          <w:sz w:val="21"/>
+        </w:rPr>
+        <w:t>이 음반을 통해 아날로그 소릿골에 아로새겨진 반세기의 눈부신 선율과 시대를 초월한 낭만이 전해주는 감동을 다시 한번 경험해 보시는 것은 어떨까요?</w:t>
       </w:r>
     </w:p>
     <w:sectPr>
       <w:pgSz w:w="12240" w:h="15840"/>
-      <w:pgMar w:top="1440" w:right="1440" w:bottom="1440" w:left="1440" w:header="720" w:footer="720" w:gutter="0"/>
+      <w:pgMar w:top="1152" w:right="1296" w:bottom="1152" w:left="1296" w:header="720" w:footer="720" w:gutter="0"/>
       <w:cols w:space="720"/>
       <w:docGrid w:linePitch="360"/>
     </w:sectPr>

--- a/word_reports/위치_727_Various Artists_Pop Song 반세기 Vol. 3.docx
+++ b/word_reports/위치_727_Various Artists_Pop Song 반세기 Vol. 3.docx
@@ -32,7 +32,7 @@
     </w:p>
     <w:p>
       <w:pPr>
-        <w:spacing w:line="324" w:lineRule="auto" w:before="80" w:after="160"/>
+        <w:spacing w:line="324" w:lineRule="auto" w:before="80" w:after="120"/>
       </w:pPr>
       <w:r>
         <w:rPr w:rFonts="맑은 고딕">
@@ -42,13 +42,6 @@
           <w:sz w:val="22"/>
         </w:rPr>
         <w:t xml:space="preserve">[음반 소개] </w:t>
-      </w:r>
-      <w:r>
-        <w:rPr w:rFonts="맑은 고딕">
-          <w:rFonts w:ascii="맑은 고딕" w:hAnsi="맑은 고딕" w:eastAsia="맑은 고딕"/>
-          <w:b w:val="0"/>
-          <w:sz w:val="21"/>
-        </w:rPr>
       </w:r>
     </w:p>
     <w:p>
@@ -61,7 +54,33 @@
           <w:b w:val="0"/>
           <w:sz w:val="21"/>
         </w:rPr>
-        <w:t>반세기에 걸쳐 인류의 가슴을 울리고 지나간 불멸의 멜로디들을 한 장의 바이닐에 정갈하게 담아낸 기념비적인 명편입니다. 시대를 초월하여 사랑받아 온 스탠더드 팝의 황금기를 아우르며, 격동의 20세기를 살아간 이들의 환희와 비탄, 그리고 아련한 사랑의 고백을 유려한 선율로 되살려냅니다. 당대 최고의 명반들 속에서도 가장 순수하고 서정적인 트랙들을 엄선하여, 마치 빛바랜 흑백 사진첩을 넘기듯 은은하고도 깊은 음악적 향수를 선사합니다. 정통 팝 음악이 지닌 문학적 품격과 아날로그 사운드의 미학이 완벽한 조화를 이루며, 듣는 이의 영혼을 따스하게 어루만져 주는 귀중한 유산입니다.</w:t>
+        <w:t>흘러간 시간의 강물 속에서도 결코 퇴색하지 않고 영롱하게 빛나는 음악들이 있습니다. 20세기 중반, 척박했던 지구촌 곳곳의 일상에 따스한 낭만과 온기를 불어넣었던 서구 대중음악의 황금기를 단 한 장의 바이닐에 오롯이 응축해 낸 음반, 그것이 바로 본작 《Pop Song 반세기 Vol. 2》입니다. 이 음반은 단순한 히트곡의 나열을 넘어, 당대 음악인들이 멜로디와 노랫말 속에 새겨 넣었던 시대의 페이소스와 순수한 인간미를 가장 우아하고 격조 높은 방식으로 갈무리한 기념비적 앤솔러지입니다. 라디오 전파를 타고 번져 나가던 그 시절의 팝송들은 단순한 오락을 넘어, 시대를 건너온 이들에게는 삶의 가장 아름다웠던 순간들을 복원해 주는 찬란한 시간의 이정표였습니다.</w:t>
+      </w:r>
+    </w:p>
+    <w:p>
+      <w:pPr>
+        <w:spacing w:line="324" w:lineRule="auto" w:after="120"/>
+      </w:pPr>
+      <w:r>
+        <w:rPr w:rFonts="맑은 고딕">
+          <w:rFonts w:ascii="맑은 고딕" w:hAnsi="맑은 고딕" w:eastAsia="맑은 고딕"/>
+          <w:b w:val="0"/>
+          <w:sz w:val="21"/>
+        </w:rPr>
+        <w:t>국내 팝 음악 수용사에서도 본 연작이 지니는 위상은 실로 독보적입니다. 변변한 음악 정보나 음반 수입 창구가 턱없이 부족했던 시절, 당대 최고의 음악 선곡가와 평론가들의 정교한 안목을 거쳐 엄선된 이 트랙들은 한국의 음악 애호가들에게 서구 팝 음악의 정수를 안내하는 가장 신뢰할 수 있는 길잡이 역할을 하였습니다. 특히 두 번째 볼륨은 첫 번째 편의 폭발적인 대중적 반향에 힘입어, 한층 더 심화된 음악적 깊이와 애상적인 서정미를 갖춘 명곡들을 선별하여 수록하였습니다. 유려한 오케스트레이션과 어쿠스틱 악기들의 온화한 앙상블, 그리고 인간의 목소리가 빚어낼 수 있는 가장 진실한 울림이 음반 전체를 관통하며 흐릅니다.</w:t>
+      </w:r>
+    </w:p>
+    <w:p>
+      <w:pPr>
+        <w:spacing w:line="324" w:lineRule="auto" w:after="120"/>
+      </w:pPr>
+      <w:r>
+        <w:rPr w:rFonts="맑은 고딕">
+          <w:rFonts w:ascii="맑은 고딕" w:hAnsi="맑은 고딕" w:eastAsia="맑은 고딕"/>
+          <w:b w:val="0"/>
+          <w:sz w:val="21"/>
+        </w:rPr>
+        <w:t>본 앨범에 아로새겨진 음악적 철학은 '영원불멸의 멜로디가 전하는 위로'에 닿아 있습니다. 화려한 전자음과 기계적 편집이 지배하기 이전, 순수한 재능과 진심 어린 감성으로 빚어낸 곡들은 세월의 풍화를 견뎌내고 오늘날에도 깊은 울림을 전합니다. 턴테이블의 바늘이 묵직한 소리골을 타고 흐르는 순간, 우리는 20세기 중반의 찬연했던 노을빛 거리와 순수했던 사랑의 감정이 교차하는 마법 같은 시공간으로 초대받게 됩니다. 아날로그 미학의 정취와 음악적 완성도를 겸비한 본 음반은 지나간 반세기의 문화적 숨결을 완벽하게 재현해 내는 소중한 예술적 유산입니다.</w:t>
       </w:r>
     </w:p>
     <w:p>
@@ -168,7 +187,7 @@
           <w:b w:val="0"/>
           <w:sz w:val="21"/>
         </w:rPr>
-        <w:t>20세기 중반 글로벌 팝 음악의 황금기를 수놓았던 역사적 마스터피스들을 집대성하여 국내외 애호가들을 위해 기획·발매된 정통 컴필레이션 LP입니다.</w:t>
+        <w:t>20세기 중후반 팝 음악의 황금기를 아우르는 불멸의 명곡들을 집대성하여 국내 정통 음반사를 통해 기획·발매된 역사적 팝 옴니버스 정규 LP.</w:t>
       </w:r>
     </w:p>
     <w:p>
@@ -199,7 +218,7 @@
           <w:b w:val="0"/>
           <w:sz w:val="21"/>
         </w:rPr>
-        <w:t>발매 당시 음악다방과 라디오 리퀘스트 프로그램을 중심으로 폭발적인 반향을 일으켰으며, 시대를 풍미한 올드 팝 명곡들이 망라되어 스테디셀러로서 꾸준한 판매고와 두터운 지지를 기록했습니다.</w:t>
+        <w:t>발매 당시 음악 감상실, 라디오 애청자, 팝 컬렉터들 사이에서 폭발적인 호응을 얻으며 장기 스테디셀러를 기록, 전국의 전축 보급 가정마다 필청반으로 자리매김함.</w:t>
       </w:r>
     </w:p>
     <w:p>
@@ -230,7 +249,7 @@
           <w:b w:val="0"/>
           <w:sz w:val="21"/>
         </w:rPr>
-        <w:t>앨범에 수록된 개별 마스터 트랙들은 그래미 어워드, 빌보드 핫 100 차트 상위권 석권 및 로큰롤 명예의 전당 헌액 등 대중음악사에서 가장 찬란한 권위를 공인받은 클래식 넘버들로 구성되어 있습니다.</w:t>
+        <w:t>그래미 어워드 수상자 및 빌보드 차트 정상을 차지했던 세기의 아티스트들의 대표 마스터피스가 수록되어 음악적 권위와 작품성을 공인받음.</w:t>
       </w:r>
     </w:p>
     <w:p>
@@ -275,7 +294,7 @@
           <w:b w:val="0"/>
           <w:sz w:val="21"/>
         </w:rPr>
-        <w:t>미국 및 영국 등 다국적 (Various Artists)</w:t>
+        <w:t>미국, 영국 등 다국적</w:t>
       </w:r>
     </w:p>
     <w:p>
@@ -306,7 +325,7 @@
           <w:b w:val="0"/>
           <w:sz w:val="21"/>
         </w:rPr>
-        <w:t>1950년대~1970년대 전성기를 누린 거장 뮤지션 연합</w:t>
+        <w:t>20세기 중반(1950~1970년대) 활약한 황금기 레전드 아티스트 연합</w:t>
       </w:r>
     </w:p>
     <w:p>
@@ -337,7 +356,7 @@
           <w:b w:val="0"/>
           <w:sz w:val="21"/>
         </w:rPr>
-        <w:t>옴니버스 컴필레이션 (솔로 및 보컬 그룹 연합)</w:t>
+        <w:t>옴니버스 (솔로 거장 및 전설적 보컬 그룹 연합)</w:t>
       </w:r>
     </w:p>
     <w:p>
@@ -368,7 +387,7 @@
           <w:b w:val="0"/>
           <w:sz w:val="21"/>
         </w:rPr>
-        <w:t>팝 음악의 근간을 이룩한 전설적인 보컬리스트들과 명 오케스트라 편곡자들이 한데 어우러져 독보적인 예술적 성취를 보여줍니다. 각 아티스트는 감미로운 크루닝 창법부터 낭만적인 오케스트럴 팝, 감성적인 포크에 이르기까지 팝 역사에 굵직한 족적을 남긴 거장들입니다. 이들의 개성 넘치는 음색과 유려한 화음은 오늘날 현대 대중음악의 영원한 영감의 원천으로 칭송받고 있습니다.</w:t>
+        <w:t>팝, 재즈, 보컬 스탠더드, 초기 로큰롤과 포크의 태동을 이끈 20세기 음악사의 위대한 선구자들로 구성되어 있습니다. 완벽한 가창력과 독창적인 음악성으로 현대 대중음악의 근간과 문법을 확립한 불멸의 거장들입니다.</w:t>
       </w:r>
     </w:p>
     <w:p>
@@ -413,7 +432,7 @@
           <w:b w:val="0"/>
           <w:sz w:val="21"/>
         </w:rPr>
-        <w:t>단순한 히트곡의 나열을 넘어 20세기 팝 음악의 진화 과정을 조망할 수 있는 사료적 가치를 지닌 음반입니다. 서정적인 멜로디 라인과 장중한 오케스트레이션이 융합된 스탠더드 팝의 정수를 체계적으로 집대성함으로써 팝 역사 연구와 감상 양면에서 매우 중요한 위치를 점유하고 있습니다.</w:t>
+        <w:t>대중음악사에서 가장 찬란했던 반세기의 궤적을 거시적이면서도 정교한 시선으로 포착해 낸 팝 앤솔러지의 교과서적 음반입니다. 상업적 유행을 초월하여 팝 음악이 순수 예술과 대중적 감수성을 어떻게 조화시켰는지를 명증하는 기념비적 사료로 평가받습니다.</w:t>
       </w:r>
     </w:p>
     <w:p>
@@ -444,7 +463,7 @@
           <w:b w:val="0"/>
           <w:sz w:val="21"/>
         </w:rPr>
-        <w:t>전쟁과 재건, 그리고 번영과 낭만이 교차하던 격동의 세월 속에서 청춘들의 고단한 일상을 달래주던 시대의 촛불 같은 기록입니다. 어스름한 저녁 음악다방의 턴테이블 위에서, 혹은 밤하늘을 수놓던 심야 라디오의 주파수를 타고 흘러나오며 세대를 잇는 정서적 유대감과 낭만적 감성을 꽃피웠던 시대의 숨결이 오롯이 새겨져 있습니다.</w:t>
+        <w:t>팍팍하고 고단했던 개발과 격동의 시대, 심야 라디오 시그널과 낡은 음악 다방의 턴테이블 위에서 청춘들의 고독과 낭만을 달래주던 시대적 공기가 고스란히 배어 있습니다. 서구의 세련된 문화적 향취를 동경하던 당시 세대들의 풋풋한 정서와 추억이 음각되어 있습니다.</w:t>
       </w:r>
     </w:p>
     <w:p>
@@ -489,7 +508,7 @@
           <w:b w:val="0"/>
           <w:sz w:val="21"/>
         </w:rPr>
-        <w:t>감미로운 벨벳 보이스로 고독을 노래하는 전통 스탠더드 발라드부터 서정적인 현악 선율이 일품인 팝 클래식 트랙들이 수려하게 펼쳐집니다. 절제된 감정 속에서 배어 나오는 우아한 낭만과 세련된 멜로디 라인은 듣는 이의 마음 깊은 곳에 은은한 여운을 남깁니다.</w:t>
+        <w:t>감미로운 스트링 오케스트라가 돋보이는 스탠더드 팝 발라드부터 서정적인 통기타 선율이 흐르는 포크 넘버, 애수 어린 멜로디의 올디스 팝 명곡들이 유기적으로 배치되어 듣는 이의 마음을 아련하게 흔들어 놓습니다.</w:t>
       </w:r>
     </w:p>
     <w:p>
@@ -520,7 +539,7 @@
           <w:b w:val="0"/>
           <w:sz w:val="21"/>
         </w:rPr>
-        <w:t>진공관 앰프의 예열된 온기와 중역대가 풍성한 스피커를 매칭하여 감상할 때 바이닐 특유의 매력이 극대화됩니다. 턴테이블 바늘이 소릿골을 스치며 자아내는 미세한 질감과 오케스트라의 온기 어린 공명은 디지털 음원에서는 결코 느낄 수 없는 깊은 공간감과 밀도 높은 서정미를 고스란히 전달합니다.</w:t>
+        <w:t>LP 특유의 따스하고 두터운 중저음과 자연스러운 잔향을 극대화하기 위해, 진공관 앰프와 감도 높은 빈티지 북셸프 스피커의 매칭을 권합니다. 바늘이 소리골을 스칠 때 발생하는 부드러운 아날로그 질감은 보컬의 숨소리와 현악기의 질감을 한층 더 입체적이고 극적으로 전달합니다.</w:t>
       </w:r>
     </w:p>
     <w:p>
@@ -551,7 +570,7 @@
           <w:b w:val="0"/>
           <w:sz w:val="21"/>
         </w:rPr>
-        <w:t>시대를 풍미한 세기의 명곡들을 오리지널 아날로그 사운드로 감상할 수 있는 결정판이라는 점에서 소장 가치가 탁월합니다. LP 시대의 미학과 음악적 순수성을 고스란히 간직하고 있어, 진정한 빈티지 팝 컬렉터라면 결코 지나칠 수 없는 필청의 컬렉션입니다.</w:t>
+        <w:t>음원 스트리밍으로는 결코 대체할 수 없는 아날로그 바이닐의 고유한 결을 지니고 있으며, 당대의 역사적 선곡 미학과 레트로 재킷 디자인의 정취를 온전히 보존하고 있어 정통 LP 컬렉터라면 반드시 구비해야 할 필청 소장반입니다.</w:t>
       </w:r>
     </w:p>
     <w:p>
@@ -565,7 +584,7 @@
           <w:color w:val="4338CA"/>
           <w:sz w:val="21"/>
         </w:rPr>
-        <w:t>이 음반을 통해 아날로그 소릿골에 아로새겨진 반세기의 눈부신 선율과 시대를 초월한 낭만이 전해주는 감동을 다시 한번 경험해 보시는 것은 어떨까요?</w:t>
+        <w:t>이 음반을 통해 아득한 시간의 소리골을 타고 흐르는 불멸의 멜로디가 전해주는 감동을 다시 한번 경험해 보시는 것은 어떨까요?</w:t>
       </w:r>
     </w:p>
     <w:sectPr>
